--- a/German_Electricity_Demand_Forecasting_Report.docx.docx
+++ b/German_Electricity_Demand_Forecasting_Report.docx.docx
@@ -223,7 +223,15 @@
           <w:sz w:val="24"/>
           <w:szCs w:val="24"/>
         </w:rPr>
-        <w:t>Electricity demand forecasting predicts future consumption from historical demand and related covariates such as weather. Accurate forecasts underpin generation scheduling, reserve planning, and the balancing of increasingly weather-dependent renewable supply, so forecast error translates directly into operational cost or risk. Germany is used as the case study here because its demand series shows strong, learnable seasonal structure alongside a genuine, unpredictable shock — the COVID-19 lockdowns of 2020 — that falls inside the test window used throughout this report, giving a realistic test of how each modelling approach copes with a real structural break rather than only routine repetition.</w:t>
+        <w:t xml:space="preserve">Electricity demand forecasting predicts future consumption from historical demand and related covariates such as weather. Accurate forecasts underpin generation scheduling, reserve planning, and the balancing of increasingly weather-dependent renewable supply, so forecast error translates directly into operational cost or risk. Germany is used as the case study here because its demand series shows strong, learnable seasonal structure alongside a genuine, unpredictable shock — the COVID-19 lockdowns of 2020 </w:t>
+      </w:r>
+      <w:r>
+        <w:rPr>
+          <w:rFonts w:ascii="Times New Roman" w:hAnsi="Times New Roman" w:cs="Times New Roman"/>
+          <w:sz w:val="24"/>
+          <w:szCs w:val="24"/>
+        </w:rPr>
+        <w:t>— that falls inside the test window used throughout this report, giving a realistic test of how each modelling approach copes with a real structural break rather than only routine repetition.</w:t>
       </w:r>
     </w:p>
     <w:p>
@@ -242,7 +250,15 @@
           <w:sz w:val="24"/>
           <w:szCs w:val="24"/>
         </w:rPr>
-        <w:t>This report uses hourly German electricity load from Open Power System Data (Jan 2015 – Oct 2020), aggregated to weekly resolution for the classical and machine-learning models and used at hourly resolution for the recurrent networks. Ten forecasting approaches are compared on an identical 104-week held-out test period: four naive benchmarks, SARIMA and SARIMAX (with Berlin temperature), Random Forest and Gradient Boosting, and a Stacked LSTM and Bidirectional LSTM. All models are scored on RMSE, MAE and MAPE against the actual demand subsequently observed in that period, and against a Seasonal Naive skill score, so that added model complexity can be judged against a genuinely competitive, cost-free alternative rather than in isolation.</w:t>
+        <w:t>This report uses hourly German electricity load from Open Power System Data (Jan 2015 – Oct 2020), aggregated to weekly resolution for the classical and machine-learning models and used at hourly resolution for the recurrent networks. Ten forecasting approaches are compared on an identical 104-week held-out test period: four naive benchmarks, SARIMA and SARIMAX (with Berlin temperature), Random Forest and Gradient Boosting, and a Stacked LSTM and Bidirectional LSTM. All models are scored on RMSE, MAE and MA</w:t>
+      </w:r>
+      <w:r>
+        <w:rPr>
+          <w:rFonts w:ascii="Times New Roman" w:hAnsi="Times New Roman" w:cs="Times New Roman"/>
+          <w:sz w:val="24"/>
+          <w:szCs w:val="24"/>
+        </w:rPr>
+        <w:t>PE against the actual demand subsequently observed in that period, and against a Seasonal Naive skill score, so that added model complexity can be judged against a genuinely competitive, cost-free alternative rather than in isolation.</w:t>
       </w:r>
     </w:p>
     <w:p>
@@ -296,7 +312,15 @@
           <w:sz w:val="24"/>
           <w:szCs w:val="24"/>
         </w:rPr>
-        <w:t>, ENTSO-E via OPSD) had zero missing values across the 50,400-hour window, so no imputation was needed. Resampling to weekly means gave 301 observations (mean 55,484 MW, SD 3,763 MW). Weekly resolution was chosen for the classical/ML models so that annual seasonality could be represented with a manageable seasonal period (s = 52) rather than s = 8,760 hourly, which would make SARIMA estimation infeasible; the LSTMs instead use the raw hourly series (Section 6) since recurrent networks can learn the daily cycle without an explicit seasonal parameter.</w:t>
+        <w:t>, ENTSO-E via OPSD) had zero missing values across the 50,400-hour window, so no imputation was needed. Resampling to weekly means gave 301 observations (mean 55,484 MW, SD 3,763 MW). Weekly resolution was chosen for the classical/ML models so that annual seasonality could be represented with a manageable seasonal period (s = 52) rather than s = 8,760 hourly, which would make SARIMA estimation infeasible; the LSTMs instead use the raw hourly series (Section 6) since recurrent networks can learn the daily cy</w:t>
+      </w:r>
+      <w:r>
+        <w:rPr>
+          <w:rFonts w:ascii="Times New Roman" w:hAnsi="Times New Roman" w:cs="Times New Roman"/>
+          <w:sz w:val="24"/>
+          <w:szCs w:val="24"/>
+        </w:rPr>
+        <w:t>cle without an explicit seasonal parameter.</w:t>
       </w:r>
     </w:p>
     <w:p>
@@ -394,7 +418,15 @@
           <w:sz w:val="24"/>
           <w:szCs w:val="24"/>
         </w:rPr>
-        <w:t>The decomposition shows the annual seasonal component is by far the largest source of variation — demand peaks in December/January and troughs in July/August, repeatably across all six years (confirmed by narrow interquartile ranges in monthly boxplots, not shown). The trend declines only gradually. Critically, the residual shows one dominant spike in early 2020: the COVID-19 lockdown is an irregular shock sitting outside the normal seasonal envelope, which is precisely what no purely historical, autoregressive model can anticipate — a limitation that recurs throughout the model comparison in Section 7.</w:t>
+        <w:t>The decomposition shows the annual seasonal component is by far the largest source of variation — demand peaks in December/January and troughs in July/August, repeatably across all six years (confirmed by narrow interquartile ranges in monthly boxplots, not shown). The trend declines only gradually. Critically, the residual shows one dominant spike in early 2020: the COVID-19 lockdown is an irregular shock sitting outside the normal seasonal envelope, which is precisely what no purely historical, autoregres</w:t>
+      </w:r>
+      <w:r>
+        <w:rPr>
+          <w:rFonts w:ascii="Times New Roman" w:hAnsi="Times New Roman" w:cs="Times New Roman"/>
+          <w:sz w:val="24"/>
+          <w:szCs w:val="24"/>
+        </w:rPr>
+        <w:t>sive model can anticipate — a limitation that recurs throughout the model comparison in Section 7.</w:t>
       </w:r>
     </w:p>
     <w:p>
@@ -431,7 +463,15 @@
           <w:sz w:val="24"/>
           <w:szCs w:val="24"/>
         </w:rPr>
-        <w:t xml:space="preserve"> flags this as beyond its look-up table’s upper bound, meaning the true p-value is even larger than 0.10, i.e. even stronger evidence for stationarity than the reported figure suggests): both tests agree the series is already stationary, so d = 0. Seasonally differencing at lag 52 did not improve this — KPSS instead rejected stationarity more strongly (stat = 1.34, p &lt; 0.01, again beyond the look-up table’s lower bound) — indicating the annual cycle is better captured by a seasonal AR term than by seasonal differencing, so D = 0 also. Figure 2 shows the corresponding ACF/PACF: a strong, isolated spike at lag 52 with fast short-lag decay, consistent with a low-order AR process plus a seasonal AR term rather than one requiring heavy differencing.</w:t>
+        <w:t xml:space="preserve"> flags this as beyond its look-up table’s upper bound, meaning the true p-value is even larger than 0.10, i.e. even stronger evidence for stationarity than the reported figure suggests): both tests agree the series is already stationary, so d = 0. Seasonally differencing at lag 52 did not improve this — KPSS instead rejected stationarity more strongly (stat = 1.34, p &lt; 0.01, again beyond the look-up table’s lower bound) — indicating the annual cycle is better captured by a seasonal AR term than b</w:t>
+      </w:r>
+      <w:r>
+        <w:rPr>
+          <w:rFonts w:ascii="Times New Roman" w:hAnsi="Times New Roman" w:cs="Times New Roman"/>
+          <w:sz w:val="24"/>
+          <w:szCs w:val="24"/>
+        </w:rPr>
+        <w:t>y seasonal differencing, so D = 0 also. Figure 2 shows the corresponding ACF/PACF: a strong, isolated spike at lag 52 with fast short-lag decay, consistent with a low-order AR process plus a seasonal AR term rather than one requiring heavy differencing.</w:t>
       </w:r>
     </w:p>
     <w:p>
@@ -637,7 +677,15 @@
           <w:sz w:val="24"/>
           <w:szCs w:val="24"/>
         </w:rPr>
-        <w:t>Seasonal Naive is the strongest benchmark (RMSE 3006.8 MW vs 4397–5118 MW for the others) — a direct consequence of the annual regularity established in Section 2: simply repeating last year’s value for the same week is highly competitive. Comparing the forecasts to the actual subsequent data in Figure 3, Seasonal Naive tracks the broad seasonal shape reasonably well but, having no mechanism to anticipate an unprecedented event, still misses the depth of the COVID-19 trough by a wide margin. Every model below is judged first against this benchmark, since only genuine added information — not just added complexity — should be expected to beat it.</w:t>
+        <w:t>Seasonal Naive is the strongest benchmark (RMSE 3006.8 MW vs 4397–5118 MW for the others) — a direct consequence of the annual regularity established in Section 2: simply repeating last year’s value for the same week is highly competitive. Comparing the forecasts to the actual subsequent data in Figure 3, Seasonal Naive tracks the broad seasonal shape reasonably well but, having no mechanism to anticipate an unprecedented event, still misses the depth of the COVID-19 trough by a wide margin. Every model bel</w:t>
+      </w:r>
+      <w:r>
+        <w:rPr>
+          <w:rFonts w:ascii="Times New Roman" w:hAnsi="Times New Roman" w:cs="Times New Roman"/>
+          <w:sz w:val="24"/>
+          <w:szCs w:val="24"/>
+        </w:rPr>
+        <w:t>ow is judged first against this benchmark, since only genuine added information — not just added complexity — should be expected to beat it.</w:t>
       </w:r>
     </w:p>
     <w:p>
@@ -829,7 +877,15 @@
           <w:sz w:val="24"/>
           <w:szCs w:val="24"/>
         </w:rPr>
-        <w:t>52 = 0.72), numerically confirming that last year’s value is the strongest single predictor — the same conclusion the EDA and feature-importance analysis (Section 5) reach independently.</w:t>
+        <w:t>52 = 0.72), numerically confirming that last year’s value is the strongest single predictor — the same conclusion the EDA and feature-importance analysis (Sect</w:t>
+      </w:r>
+      <w:r>
+        <w:rPr>
+          <w:rFonts w:ascii="Times New Roman" w:hAnsi="Times New Roman" w:cs="Times New Roman"/>
+          <w:sz w:val="24"/>
+          <w:szCs w:val="24"/>
+        </w:rPr>
+        <w:t>ion 5) reach independently.</w:t>
       </w:r>
     </w:p>
     <w:p>
@@ -927,7 +983,15 @@
           <w:sz w:val="24"/>
           <w:szCs w:val="24"/>
         </w:rPr>
-        <w:t>Against the actual data collected in the test window, SARIMA tracks well through 2019 but its confidence interval and point forecast diverge sharply once the series enters the COVID-19 period, and it ends up performing worse (RMSE 5585.0 MW) than even the Mean benchmark. This is not a symptom of poor order selection — residual diagnostics (not shown) confirm the fit is well specified for a linear, purely historical model — but a structural limitation: SARIMA assumes future dynamics resemble past dynamics, and has no mechanism for a shock never seen in training.</w:t>
+        <w:t>Against the actual data collected in the test window, SARIMA tracks well through 2019 but its confidence interval and point forecast diverge sharply once the series enters the COVID-19 period, and it ends up performing worse (RMSE 5585.0 MW) than even the Mean benchmark. This is not a symptom of poor order selection — residual diagnostics (not shown) confirm the fit is well specified for a linear, purely historical model — but a structural limitation: SARIMA assumes future dynamics resemble past dynamics, a</w:t>
+      </w:r>
+      <w:r>
+        <w:rPr>
+          <w:rFonts w:ascii="Times New Roman" w:hAnsi="Times New Roman" w:cs="Times New Roman"/>
+          <w:sz w:val="24"/>
+          <w:szCs w:val="24"/>
+        </w:rPr>
+        <w:t>nd has no mechanism for a shock never seen in training.</w:t>
       </w:r>
     </w:p>
     <w:p>
@@ -946,7 +1010,15 @@
           <w:sz w:val="24"/>
           <w:szCs w:val="24"/>
         </w:rPr>
-        <w:t xml:space="preserve">SARIMAX adds Berlin weekly temperature to test whether an explanatory covariate can close this gap. An initial version using three collinear, unscaled temperature features with numerical constraints relaxed diverged badly out-of-sample (RMSE 34,626.9 MW) because of near-singular covariance from collinearity — an instructive failure showing that adding covariates carelessly can make a model worse than doing nothing. Correcting this by standardising features on the training window only and retaining just temp_lag1 and </w:t>
+        <w:t>SARIMAX adds Berlin weekly temperature to test whether an explanatory covariate can close this gap. An initial version using three collinear, unscaled temperature features with numerical constraints relaxed diverged badly out-of-sample (RMSE 34,626.9 MW) because of near-singular covariance from collinearity — an instructive failure showing that adding covariates carelessly can make a model worse than doing nothing. Correcting this by standardising features on the training window only and retaining just temp</w:t>
+      </w:r>
+      <w:r>
+        <w:rPr>
+          <w:rFonts w:ascii="Times New Roman" w:hAnsi="Times New Roman" w:cs="Times New Roman"/>
+          <w:sz w:val="24"/>
+          <w:szCs w:val="24"/>
+        </w:rPr>
+        <w:t xml:space="preserve">_lag1 and </w:t>
       </w:r>
       <w:proofErr w:type="spellStart"/>
       <w:r>
@@ -1061,7 +1133,15 @@
           <w:sz w:val="24"/>
           <w:szCs w:val="24"/>
         </w:rPr>
-        <w:t>SARIMAX reduces RMSE to 3223.1 MW — a 42% improvement on SARIMA, confirming temperature carries genuine predictive information via heating/cooling load — but still falls short of Seasonal Naive, showing temperature alone cannot fully substitute for the richer feature set used by the tree-based models below. This is a conditional forecast (it uses observed, not forecast, future temperature) and one coefficient (temp_lag1) has an undefined standard error due to residual collinearity, so its individual significance should be read cautiously even though the forecast itself is stable.</w:t>
+        <w:t>SARIMAX reduces RMSE to 3223.1 MW — a 42% improvement on SARIMA, confirming temperature carries genuine predictive information via heating/cooling load — but still falls short of Seasonal Naive, showing temperature alone cannot fully substitute for the richer feature set used by the tree-based models below. This is a conditional forecast (it uses observed, not forecast, future temperature) and one coefficient (temp_lag1) has an undefined standard error due to residual collinearity, so its individual signifi</w:t>
+      </w:r>
+      <w:r>
+        <w:rPr>
+          <w:rFonts w:ascii="Times New Roman" w:hAnsi="Times New Roman" w:cs="Times New Roman"/>
+          <w:sz w:val="24"/>
+          <w:szCs w:val="24"/>
+        </w:rPr>
+        <w:t>cance should be read cautiously even though the forecast itself is stable.</w:t>
       </w:r>
     </w:p>
     <w:p>
@@ -1213,7 +1293,15 @@
           <w:sz w:val="24"/>
           <w:szCs w:val="24"/>
         </w:rPr>
-        <w:t>Both models place load_lag52 far above every other feature (Figure 6), independently reproducing the same conclusion SARIMA’s seasonal-AR coefficient reached in Section 4: annual repetition is the dominant signal in this series regardless of model family. Cyclical week encodings and short load lags form a clear second tier, while temperature features rank comparatively low — directly explaining why SARIMAX (temperature alone) could not overtake Seasonal Naive, whereas these models, which also see recent load lags, can.</w:t>
+        <w:t>Both models place load_lag52 far above every other feature (Figure 6), independently reproducing the same conclusion SARIMA’s seasonal-AR coefficient reached in Section 4: annual repetition is the dominant signal in this series regardless of model family. Cyclical week encodings and short load lags form a clear second tier, while temperature features rank comparatively low — directly explaining why SARIMAX (temperature alone) could not overtake Seasonal Naive, whereas these models, which also see recent loa</w:t>
+      </w:r>
+      <w:r>
+        <w:rPr>
+          <w:rFonts w:ascii="Times New Roman" w:hAnsi="Times New Roman" w:cs="Times New Roman"/>
+          <w:sz w:val="24"/>
+          <w:szCs w:val="24"/>
+        </w:rPr>
+        <w:t>d lags, can.</w:t>
       </w:r>
     </w:p>
     <w:p>
@@ -1332,7 +1420,15 @@
           <w:sz w:val="24"/>
           <w:szCs w:val="24"/>
         </w:rPr>
-        <w:t>Both models beat Seasonal Naive by about 11% (RF: RMSE 2663.0 MW; GB: RMSE 2680.5 MW), and Figure 7 shows both track the actual COVID-19 dip and recovery considerably more closely than SARIMA/SARIMAX (Figures 4-5), because the load-lag features let them anchor directly to the most recent actual observations rather than relying purely on a fixed seasonal pattern. Random Forest is marginally more accurate than Gradient Boosting; given the difference is small (0.7% RMSE), the choice between them is better made on operational grounds (Section 8) than accuracy alone.</w:t>
+        <w:t>Both models beat Seasonal Naive by about 11% (RF: RMSE 2663.0 MW; GB: RMSE 2680.5 MW), and Figure 7 shows both track the actual COVID-19 dip and recovery considerably more closely than SARIMA/SARIMAX (Figures 4-5), because the load-lag features let them anchor directly to the most recent actual observations rather than relying purely on a fixed seasonal pattern. Random Forest is marginally more accurate than Gradient Boosting; given the difference is small (0.7% RMSE), the choice between them is better made</w:t>
+      </w:r>
+      <w:r>
+        <w:rPr>
+          <w:rFonts w:ascii="Times New Roman" w:hAnsi="Times New Roman" w:cs="Times New Roman"/>
+          <w:sz w:val="24"/>
+          <w:szCs w:val="24"/>
+        </w:rPr>
+        <w:t xml:space="preserve"> on operational grounds (Section 8) than accuracy alone.</w:t>
       </w:r>
     </w:p>
     <w:p>
@@ -1387,7 +1483,15 @@
           <w:sz w:val="24"/>
           <w:szCs w:val="24"/>
         </w:rPr>
-        <w:t xml:space="preserve">, 1997) use gated memory cells to overcome the vanishing-gradient problem that limits standard RNNs on long sequences, making them well suited to demand data with structure at multiple scales (daily, weekly, annual) without hand-engineered features. Uniquely among the models here, both networks were trained directly on the hourly series using 24-hour input windows, scaled to [0,1] on the training portion only. A Stacked LSTM (64→32 units, dropout 0.2, Adam, MSE loss, batch 256, early stopping) and a Bidirectional LSTM (32→16 units per direction) were trained; the stacked model ran the full 20 epochs with validation loss falling smoothly from 0.025 to 0.0006, while the </w:t>
+        <w:t>, 1997) use gated memory cells to overcome the vanishing-gradient problem that limits standard RNNs on long sequences, making them well suited to demand data with structure at multiple scales (daily, weekly, annual) without hand-engineered features. Uniquely among the models here, both networks were trained directly on the hourly series using 24-hour input windows, scaled to [0,1] on the training portion only. A Stacked LSTM (64→32 units, dropout 0.2, Adam, MSE loss, batch 256, early stopping) an</w:t>
+      </w:r>
+      <w:r>
+        <w:rPr>
+          <w:rFonts w:ascii="Times New Roman" w:hAnsi="Times New Roman" w:cs="Times New Roman"/>
+          <w:sz w:val="24"/>
+          <w:szCs w:val="24"/>
+        </w:rPr>
+        <w:t xml:space="preserve">d a Bidirectional LSTM (32→16 units per direction) were trained; the stacked model ran the full 20 epochs with validation loss falling smoothly from 0.025 to 0.0006, while the </w:t>
       </w:r>
       <w:proofErr w:type="spellStart"/>
       <w:r>
@@ -1542,7 +1646,15 @@
           <w:sz w:val="24"/>
           <w:szCs w:val="24"/>
         </w:rPr>
-        <w:t xml:space="preserve"> is second (RMSE 704.3 MW), both tracking the actual test-period data, including the COVID-19 dip, far more tightly than any other model (Figure 8). Part of this advantage is a genuine result of the network learning fine-grained hourly structure, but part is a measurement artefact: aggregating hourly predictions to weekly means smooths out random hourly error, deflating the resulting weekly RMSE relative to models that forecast directly at weekly resolution, so this comparison is informative but not perfectly like-for-like. The </w:t>
+        <w:t xml:space="preserve"> is second (RMSE 704.3 MW), both tracking the actual test-period data, including the COVID-19 dip, far more tightly than any other model (Figure 8). Part of this advantage is a genuine result of the network learning fine-grained hourly structure, but part is a measurement artefact: aggregating hourly predictions to weekly means smooths out random hourly error, deflating the resulting weekly RMSE relative to models that forecast directly at weekly resolution, so this comparison is informative but not p</w:t>
+      </w:r>
+      <w:r>
+        <w:rPr>
+          <w:rFonts w:ascii="Times New Roman" w:hAnsi="Times New Roman" w:cs="Times New Roman"/>
+          <w:sz w:val="24"/>
+          <w:szCs w:val="24"/>
+        </w:rPr>
+        <w:t xml:space="preserve">erfectly like-for-like. The </w:t>
       </w:r>
       <w:proofErr w:type="spellStart"/>
       <w:r>
@@ -1605,12 +1717,6 @@
         <w:gridCol w:w="2076"/>
       </w:tblGrid>
       <w:tr>
-        <w:tblPrEx>
-          <w:tblCellMar>
-            <w:top w:w="0" w:type="dxa"/>
-            <w:bottom w:w="0" w:type="dxa"/>
-          </w:tblCellMar>
-        </w:tblPrEx>
         <w:trPr>
           <w:tblHeader/>
         </w:trPr>
@@ -1781,12 +1887,6 @@
         </w:tc>
       </w:tr>
       <w:tr>
-        <w:tblPrEx>
-          <w:tblCellMar>
-            <w:top w:w="0" w:type="dxa"/>
-            <w:bottom w:w="0" w:type="dxa"/>
-          </w:tblCellMar>
-        </w:tblPrEx>
         <w:tc>
           <w:tcPr>
             <w:tcW w:w="2400" w:type="dxa"/>
@@ -1948,12 +2048,6 @@
         </w:tc>
       </w:tr>
       <w:tr>
-        <w:tblPrEx>
-          <w:tblCellMar>
-            <w:top w:w="0" w:type="dxa"/>
-            <w:bottom w:w="0" w:type="dxa"/>
-          </w:tblCellMar>
-        </w:tblPrEx>
         <w:tc>
           <w:tcPr>
             <w:tcW w:w="2400" w:type="dxa"/>
@@ -2110,12 +2204,6 @@
         </w:tc>
       </w:tr>
       <w:tr>
-        <w:tblPrEx>
-          <w:tblCellMar>
-            <w:top w:w="0" w:type="dxa"/>
-            <w:bottom w:w="0" w:type="dxa"/>
-          </w:tblCellMar>
-        </w:tblPrEx>
         <w:tc>
           <w:tcPr>
             <w:tcW w:w="2400" w:type="dxa"/>
@@ -2267,12 +2355,6 @@
         </w:tc>
       </w:tr>
       <w:tr>
-        <w:tblPrEx>
-          <w:tblCellMar>
-            <w:top w:w="0" w:type="dxa"/>
-            <w:bottom w:w="0" w:type="dxa"/>
-          </w:tblCellMar>
-        </w:tblPrEx>
         <w:tc>
           <w:tcPr>
             <w:tcW w:w="2400" w:type="dxa"/>
@@ -2429,12 +2511,6 @@
         </w:tc>
       </w:tr>
       <w:tr>
-        <w:tblPrEx>
-          <w:tblCellMar>
-            <w:top w:w="0" w:type="dxa"/>
-            <w:bottom w:w="0" w:type="dxa"/>
-          </w:tblCellMar>
-        </w:tblPrEx>
         <w:tc>
           <w:tcPr>
             <w:tcW w:w="2400" w:type="dxa"/>
@@ -2586,12 +2662,6 @@
         </w:tc>
       </w:tr>
       <w:tr>
-        <w:tblPrEx>
-          <w:tblCellMar>
-            <w:top w:w="0" w:type="dxa"/>
-            <w:bottom w:w="0" w:type="dxa"/>
-          </w:tblCellMar>
-        </w:tblPrEx>
         <w:tc>
           <w:tcPr>
             <w:tcW w:w="2400" w:type="dxa"/>
@@ -2748,12 +2818,6 @@
         </w:tc>
       </w:tr>
       <w:tr>
-        <w:tblPrEx>
-          <w:tblCellMar>
-            <w:top w:w="0" w:type="dxa"/>
-            <w:bottom w:w="0" w:type="dxa"/>
-          </w:tblCellMar>
-        </w:tblPrEx>
         <w:tc>
           <w:tcPr>
             <w:tcW w:w="2400" w:type="dxa"/>
@@ -2905,12 +2969,6 @@
         </w:tc>
       </w:tr>
       <w:tr>
-        <w:tblPrEx>
-          <w:tblCellMar>
-            <w:top w:w="0" w:type="dxa"/>
-            <w:bottom w:w="0" w:type="dxa"/>
-          </w:tblCellMar>
-        </w:tblPrEx>
         <w:tc>
           <w:tcPr>
             <w:tcW w:w="2400" w:type="dxa"/>
@@ -3068,12 +3126,6 @@
         </w:tc>
       </w:tr>
       <w:tr>
-        <w:tblPrEx>
-          <w:tblCellMar>
-            <w:top w:w="0" w:type="dxa"/>
-            <w:bottom w:w="0" w:type="dxa"/>
-          </w:tblCellMar>
-        </w:tblPrEx>
         <w:tc>
           <w:tcPr>
             <w:tcW w:w="2400" w:type="dxa"/>
@@ -3225,12 +3277,6 @@
         </w:tc>
       </w:tr>
       <w:tr>
-        <w:tblPrEx>
-          <w:tblCellMar>
-            <w:top w:w="0" w:type="dxa"/>
-            <w:bottom w:w="0" w:type="dxa"/>
-          </w:tblCellMar>
-        </w:tblPrEx>
         <w:tc>
           <w:tcPr>
             <w:tcW w:w="2400" w:type="dxa"/>
@@ -3579,7 +3625,15 @@
           <w:sz w:val="24"/>
           <w:szCs w:val="24"/>
         </w:rPr>
-        <w:t>Table 1 and Figure 10 divide the ten models into three tiers. The two neural networks lead by a wide margin, though as discussed in Section 6 this is partly inflated by weekly aggregation of hourly forecasts. Random Forest, Gradient Boosting and Seasonal Naive form a tight middle cluster around 2,600–3,000 MW RMSE. Every remaining statistical/naive model, including both SARIMA and SARIMAX, falls below the parameter-free Seasonal Naive benchmark. This is not a failure of estimation; it reflects a genuine property of this dataset: German demand is dominated by such a strong, repeatable annual cycle that a model must capture meaningfully more than seasonality alone — via rich lag/calendar features or direct sequence learning from raw hourly data — to add real value over simply repeating last year’s value.</w:t>
+        <w:t>Table 1 and Figure 10 divide the ten models into three tiers. The two neural networks lead by a wide margin, though as discussed in Section 6 this is partly inflated by weekly aggregation of hourly forecasts. Random Forest, Gradient Boosting and Seasonal Naive form a tight middle cluster around 2,600–3,000 MW RMSE. Every remaining statistical/naive model, including both SARIMA and SARIMAX, falls below the parameter-free Seasonal Naive benchmark. This is not a failure of estimation; it reflects a genuine pro</w:t>
+      </w:r>
+      <w:r>
+        <w:rPr>
+          <w:rFonts w:ascii="Times New Roman" w:hAnsi="Times New Roman" w:cs="Times New Roman"/>
+          <w:sz w:val="24"/>
+          <w:szCs w:val="24"/>
+        </w:rPr>
+        <w:t>perty of this dataset: German demand is dominated by such a strong, repeatable annual cycle that a model must capture meaningfully more than seasonality alone — via rich lag/calendar features or direct sequence learning from raw hourly data — to add real value over simply repeating last year’s value.</w:t>
       </w:r>
     </w:p>
     <w:p>
@@ -3626,7 +3680,15 @@
           <w:sz w:val="24"/>
           <w:szCs w:val="24"/>
         </w:rPr>
-        <w:t>Weighing accuracy against interpretability, computational cost and maintenance together, Random Forest is judged the best candidate for operational deployment: it beats Seasonal Naive by 11% without requiring hourly data, GPU infrastructure, or the aggregation step that partly explains the LSTM’s lower reported error, its feature importances are transparent and physically sensible, and it retrains in minutes on standard hardware. The Stacked LSTM remains attractive where the lower error is genuinely needed and the operational overhead of maintaining a deep-learning pipeline is acceptable.</w:t>
+        <w:t xml:space="preserve">Weighing accuracy against interpretability, computational cost and maintenance together, Random Forest is judged the best candidate for operational deployment: it beats Seasonal Naive by 11% without requiring hourly data, GPU infrastructure, or the aggregation step that partly explains the LSTM’s lower reported error, its feature importances are transparent and physically sensible, and it retrains in minutes on standard hardware. The Stacked LSTM remains attractive where the lower error is genuinely needed </w:t>
+      </w:r>
+      <w:r>
+        <w:rPr>
+          <w:rFonts w:ascii="Times New Roman" w:hAnsi="Times New Roman" w:cs="Times New Roman"/>
+          <w:sz w:val="24"/>
+          <w:szCs w:val="24"/>
+        </w:rPr>
+        <w:t>and the operational overhead of maintaining a deep-learning pipeline is acceptable.</w:t>
       </w:r>
     </w:p>
     <w:p>
@@ -3702,7 +3764,15 @@
           <w:sz w:val="24"/>
           <w:szCs w:val="24"/>
         </w:rPr>
-        <w:t xml:space="preserve"> and Bandara, 2021). None of the tree-based or neural models here produce calibrated prediction intervals; conformal prediction or quantile regression could add this alongside SARIMA/SARIMAX’s existing parametric intervals. Renewable generation and broader economic indicators could be added as further covariates, and hybrid approaches combining a statistical seasonal component with a learned residual correction, or transformer-based sequence models, represent a promising direction for capturing both the interpretability of the classical approach and the accuracy of the learned approaches evaluated here (</w:t>
+        <w:t xml:space="preserve"> and Bandara, 2021). None of the tree-based or neural models here produce calibrated prediction intervals; conformal prediction or quantile regression could add this alongside SARIMA/SARIMAX’s existing parametric intervals. Renewable generation and broader economic indicators could be added as further covariates, and hybrid approaches combining a statistical seasonal component with a learned residual correction, or transformer-based sequence models, represent a promising direction for ca</w:t>
+      </w:r>
+      <w:r>
+        <w:rPr>
+          <w:rFonts w:ascii="Times New Roman" w:hAnsi="Times New Roman" w:cs="Times New Roman"/>
+          <w:sz w:val="24"/>
+          <w:szCs w:val="24"/>
+        </w:rPr>
+        <w:t>pturing both the interpretability of the classical approach and the accuracy of the learned approaches evaluated here (</w:t>
       </w:r>
       <w:proofErr w:type="spellStart"/>
       <w:r>
@@ -3740,6 +3810,763 @@
         </w:rPr>
         <w:t>, 2018).</w:t>
       </w:r>
+    </w:p>
+    <w:p>
+      <w:pPr>
+        <w:spacing w:after="160"/>
+        <w:jc w:val="both"/>
+        <w:rPr>
+          <w:rFonts w:ascii="Times New Roman" w:hAnsi="Times New Roman" w:cs="Times New Roman"/>
+          <w:b/>
+          <w:bCs/>
+          <w:sz w:val="28"/>
+          <w:szCs w:val="28"/>
+        </w:rPr>
+      </w:pPr>
+      <w:r>
+        <w:rPr>
+          <w:rFonts w:ascii="Times New Roman" w:hAnsi="Times New Roman" w:cs="Times New Roman"/>
+          <w:b/>
+          <w:bCs/>
+          <w:sz w:val="28"/>
+          <w:szCs w:val="28"/>
+        </w:rPr>
+        <w:t>9. Analysis Questions</w:t>
+      </w:r>
+    </w:p>
+    <w:p>
+      <w:pPr>
+        <w:spacing w:after="160"/>
+        <w:jc w:val="both"/>
+        <w:rPr>
+          <w:rFonts w:ascii="Times New Roman" w:hAnsi="Times New Roman" w:cs="Times New Roman"/>
+          <w:b/>
+          <w:bCs/>
+          <w:sz w:val="24"/>
+          <w:szCs w:val="24"/>
+        </w:rPr>
+      </w:pPr>
+      <w:r>
+        <w:rPr>
+          <w:rFonts w:ascii="Times New Roman" w:hAnsi="Times New Roman" w:cs="Times New Roman"/>
+          <w:b/>
+          <w:bCs/>
+          <w:sz w:val="24"/>
+          <w:szCs w:val="24"/>
+        </w:rPr>
+        <w:t>9.1 Which models provide a meaningful improvement over the Seasonal Naive benchmark?</w:t>
+      </w:r>
+    </w:p>
+    <w:p>
+      <w:pPr>
+        <w:spacing w:after="160"/>
+        <w:jc w:val="both"/>
+        <w:rPr>
+          <w:rFonts w:ascii="Times New Roman" w:hAnsi="Times New Roman" w:cs="Times New Roman"/>
+          <w:sz w:val="24"/>
+          <w:szCs w:val="24"/>
+        </w:rPr>
+      </w:pPr>
+      <w:r>
+        <w:rPr>
+          <w:rFonts w:ascii="Times New Roman" w:hAnsi="Times New Roman" w:cs="Times New Roman"/>
+          <w:sz w:val="24"/>
+          <w:szCs w:val="24"/>
+        </w:rPr>
+        <w:t xml:space="preserve">The Seasonal Naive model achieved an RMSE of </w:t>
+      </w:r>
+      <w:r>
+        <w:rPr>
+          <w:rFonts w:ascii="Times New Roman" w:hAnsi="Times New Roman" w:cs="Times New Roman"/>
+          <w:b/>
+          <w:bCs/>
+          <w:sz w:val="24"/>
+          <w:szCs w:val="24"/>
+        </w:rPr>
+        <w:t>3,006.8 MW</w:t>
+      </w:r>
+      <w:r>
+        <w:rPr>
+          <w:rFonts w:ascii="Times New Roman" w:hAnsi="Times New Roman" w:cs="Times New Roman"/>
+          <w:sz w:val="24"/>
+          <w:szCs w:val="24"/>
+        </w:rPr>
+        <w:t xml:space="preserve"> and was used as the benchmark. The </w:t>
+      </w:r>
+      <w:r>
+        <w:rPr>
+          <w:rFonts w:ascii="Times New Roman" w:hAnsi="Times New Roman" w:cs="Times New Roman"/>
+          <w:b/>
+          <w:bCs/>
+          <w:sz w:val="24"/>
+          <w:szCs w:val="24"/>
+        </w:rPr>
+        <w:t>Stacked LSTM</w:t>
+      </w:r>
+      <w:r>
+        <w:rPr>
+          <w:rFonts w:ascii="Times New Roman" w:hAnsi="Times New Roman" w:cs="Times New Roman"/>
+          <w:sz w:val="24"/>
+          <w:szCs w:val="24"/>
+        </w:rPr>
+        <w:t xml:space="preserve"> (RMSE = </w:t>
+      </w:r>
+      <w:r>
+        <w:rPr>
+          <w:rFonts w:ascii="Times New Roman" w:hAnsi="Times New Roman" w:cs="Times New Roman"/>
+          <w:b/>
+          <w:bCs/>
+          <w:sz w:val="24"/>
+          <w:szCs w:val="24"/>
+        </w:rPr>
+        <w:t>128.7 MW</w:t>
+      </w:r>
+      <w:r>
+        <w:rPr>
+          <w:rFonts w:ascii="Times New Roman" w:hAnsi="Times New Roman" w:cs="Times New Roman"/>
+          <w:sz w:val="24"/>
+          <w:szCs w:val="24"/>
+        </w:rPr>
+        <w:t xml:space="preserve">) gave the best performance, followed by the </w:t>
+      </w:r>
+      <w:r>
+        <w:rPr>
+          <w:rFonts w:ascii="Times New Roman" w:hAnsi="Times New Roman" w:cs="Times New Roman"/>
+          <w:b/>
+          <w:bCs/>
+          <w:sz w:val="24"/>
+          <w:szCs w:val="24"/>
+        </w:rPr>
+        <w:t>Bidirectional LSTM</w:t>
+      </w:r>
+      <w:r>
+        <w:rPr>
+          <w:rFonts w:ascii="Times New Roman" w:hAnsi="Times New Roman" w:cs="Times New Roman"/>
+          <w:sz w:val="24"/>
+          <w:szCs w:val="24"/>
+        </w:rPr>
+        <w:t xml:space="preserve"> (RMSE = </w:t>
+      </w:r>
+      <w:r>
+        <w:rPr>
+          <w:rFonts w:ascii="Times New Roman" w:hAnsi="Times New Roman" w:cs="Times New Roman"/>
+          <w:b/>
+          <w:bCs/>
+          <w:sz w:val="24"/>
+          <w:szCs w:val="24"/>
+        </w:rPr>
+        <w:t>704.3 MW</w:t>
+      </w:r>
+      <w:r>
+        <w:rPr>
+          <w:rFonts w:ascii="Times New Roman" w:hAnsi="Times New Roman" w:cs="Times New Roman"/>
+          <w:sz w:val="24"/>
+          <w:szCs w:val="24"/>
+        </w:rPr>
+        <w:t xml:space="preserve">). </w:t>
+      </w:r>
+      <w:r>
+        <w:rPr>
+          <w:rFonts w:ascii="Times New Roman" w:hAnsi="Times New Roman" w:cs="Times New Roman"/>
+          <w:b/>
+          <w:bCs/>
+          <w:sz w:val="24"/>
+          <w:szCs w:val="24"/>
+        </w:rPr>
+        <w:t>Random Forest</w:t>
+      </w:r>
+      <w:r>
+        <w:rPr>
+          <w:rFonts w:ascii="Times New Roman" w:hAnsi="Times New Roman" w:cs="Times New Roman"/>
+          <w:sz w:val="24"/>
+          <w:szCs w:val="24"/>
+        </w:rPr>
+        <w:t xml:space="preserve"> (RMSE = </w:t>
+      </w:r>
+      <w:r>
+        <w:rPr>
+          <w:rFonts w:ascii="Times New Roman" w:hAnsi="Times New Roman" w:cs="Times New Roman"/>
+          <w:b/>
+          <w:bCs/>
+          <w:sz w:val="24"/>
+          <w:szCs w:val="24"/>
+        </w:rPr>
+        <w:t>2,663.0 MW</w:t>
+      </w:r>
+      <w:r>
+        <w:rPr>
+          <w:rFonts w:ascii="Times New Roman" w:hAnsi="Times New Roman" w:cs="Times New Roman"/>
+          <w:sz w:val="24"/>
+          <w:szCs w:val="24"/>
+        </w:rPr>
+        <w:t xml:space="preserve">) and </w:t>
+      </w:r>
+      <w:r>
+        <w:rPr>
+          <w:rFonts w:ascii="Times New Roman" w:hAnsi="Times New Roman" w:cs="Times New Roman"/>
+          <w:b/>
+          <w:bCs/>
+          <w:sz w:val="24"/>
+          <w:szCs w:val="24"/>
+        </w:rPr>
+        <w:t>Gradient Boosting</w:t>
+      </w:r>
+      <w:r>
+        <w:rPr>
+          <w:rFonts w:ascii="Times New Roman" w:hAnsi="Times New Roman" w:cs="Times New Roman"/>
+          <w:sz w:val="24"/>
+          <w:szCs w:val="24"/>
+        </w:rPr>
+        <w:t xml:space="preserve"> (RMSE = </w:t>
+      </w:r>
+      <w:r>
+        <w:rPr>
+          <w:rFonts w:ascii="Times New Roman" w:hAnsi="Times New Roman" w:cs="Times New Roman"/>
+          <w:b/>
+          <w:bCs/>
+          <w:sz w:val="24"/>
+          <w:szCs w:val="24"/>
+        </w:rPr>
+        <w:t>2,680.5 MW</w:t>
+      </w:r>
+      <w:r>
+        <w:rPr>
+          <w:rFonts w:ascii="Times New Roman" w:hAnsi="Times New Roman" w:cs="Times New Roman"/>
+          <w:sz w:val="24"/>
+          <w:szCs w:val="24"/>
+        </w:rPr>
+        <w:t xml:space="preserve">) also performed better than the Seasonal Naive model. The corrected </w:t>
+      </w:r>
+      <w:r>
+        <w:rPr>
+          <w:rFonts w:ascii="Times New Roman" w:hAnsi="Times New Roman" w:cs="Times New Roman"/>
+          <w:b/>
+          <w:bCs/>
+          <w:sz w:val="24"/>
+          <w:szCs w:val="24"/>
+        </w:rPr>
+        <w:t>SARIMAX</w:t>
+      </w:r>
+      <w:r>
+        <w:rPr>
+          <w:rFonts w:ascii="Times New Roman" w:hAnsi="Times New Roman" w:cs="Times New Roman"/>
+          <w:sz w:val="24"/>
+          <w:szCs w:val="24"/>
+        </w:rPr>
+        <w:t xml:space="preserve"> model (RMSE = </w:t>
+      </w:r>
+      <w:r>
+        <w:rPr>
+          <w:rFonts w:ascii="Times New Roman" w:hAnsi="Times New Roman" w:cs="Times New Roman"/>
+          <w:b/>
+          <w:bCs/>
+          <w:sz w:val="24"/>
+          <w:szCs w:val="24"/>
+        </w:rPr>
+        <w:t>3,223.1 MW</w:t>
+      </w:r>
+      <w:r>
+        <w:rPr>
+          <w:rFonts w:ascii="Times New Roman" w:hAnsi="Times New Roman" w:cs="Times New Roman"/>
+          <w:sz w:val="24"/>
+          <w:szCs w:val="24"/>
+        </w:rPr>
+        <w:t>) improved on SARIMA but did not beat the Seasonal Naive benchmark. Overall, the LSTM models gave the largest improvement.</w:t>
+      </w:r>
+    </w:p>
+    <w:p>
+      <w:pPr>
+        <w:spacing w:after="160"/>
+        <w:jc w:val="both"/>
+        <w:rPr>
+          <w:rFonts w:ascii="Times New Roman" w:hAnsi="Times New Roman" w:cs="Times New Roman"/>
+          <w:b/>
+          <w:bCs/>
+          <w:sz w:val="24"/>
+          <w:szCs w:val="24"/>
+        </w:rPr>
+      </w:pPr>
+      <w:r>
+        <w:rPr>
+          <w:rFonts w:ascii="Times New Roman" w:hAnsi="Times New Roman" w:cs="Times New Roman"/>
+          <w:b/>
+          <w:bCs/>
+          <w:sz w:val="24"/>
+          <w:szCs w:val="24"/>
+        </w:rPr>
+        <w:t>9.2 How was data leakage avoided when creating temperature lag features?</w:t>
+      </w:r>
+    </w:p>
+    <w:p>
+      <w:pPr>
+        <w:spacing w:after="160"/>
+        <w:jc w:val="both"/>
+        <w:rPr>
+          <w:rFonts w:ascii="Times New Roman" w:hAnsi="Times New Roman" w:cs="Times New Roman"/>
+          <w:sz w:val="24"/>
+          <w:szCs w:val="24"/>
+        </w:rPr>
+      </w:pPr>
+      <w:r>
+        <w:rPr>
+          <w:rFonts w:ascii="Times New Roman" w:hAnsi="Times New Roman" w:cs="Times New Roman"/>
+          <w:sz w:val="24"/>
+          <w:szCs w:val="24"/>
+        </w:rPr>
+        <w:t xml:space="preserve">Data leakage was avoided by using only past values to create lag features with the </w:t>
+      </w:r>
+      <w:proofErr w:type="gramStart"/>
+      <w:r>
+        <w:rPr>
+          <w:rFonts w:ascii="Times New Roman" w:hAnsi="Times New Roman" w:cs="Times New Roman"/>
+          <w:sz w:val="24"/>
+          <w:szCs w:val="24"/>
+        </w:rPr>
+        <w:t>shift(</w:t>
+      </w:r>
+      <w:proofErr w:type="gramEnd"/>
+      <w:r>
+        <w:rPr>
+          <w:rFonts w:ascii="Times New Roman" w:hAnsi="Times New Roman" w:cs="Times New Roman"/>
+          <w:sz w:val="24"/>
+          <w:szCs w:val="24"/>
+        </w:rPr>
+        <w:t>) function. Rolling features were also calculated using previous observations only. The training and testing datasets were kept separate, and the scaler for the SARIMAX model was fitted only on the training data before being applied to the test data.</w:t>
+      </w:r>
+    </w:p>
+    <w:p>
+      <w:pPr>
+        <w:spacing w:after="160"/>
+        <w:jc w:val="both"/>
+        <w:rPr>
+          <w:rFonts w:ascii="Times New Roman" w:hAnsi="Times New Roman" w:cs="Times New Roman"/>
+          <w:b/>
+          <w:bCs/>
+          <w:sz w:val="24"/>
+          <w:szCs w:val="24"/>
+        </w:rPr>
+      </w:pPr>
+      <w:r>
+        <w:rPr>
+          <w:rFonts w:ascii="Times New Roman" w:hAnsi="Times New Roman" w:cs="Times New Roman"/>
+          <w:b/>
+          <w:bCs/>
+          <w:sz w:val="24"/>
+          <w:szCs w:val="24"/>
+        </w:rPr>
+        <w:t>9.3 For the SARIMAX model, justify the chosen differencing orders and seasonal period.</w:t>
+      </w:r>
+    </w:p>
+    <w:p>
+      <w:pPr>
+        <w:spacing w:after="160"/>
+        <w:jc w:val="both"/>
+        <w:rPr>
+          <w:rFonts w:ascii="Times New Roman" w:hAnsi="Times New Roman" w:cs="Times New Roman"/>
+          <w:sz w:val="24"/>
+          <w:szCs w:val="24"/>
+        </w:rPr>
+      </w:pPr>
+      <w:r>
+        <w:rPr>
+          <w:rFonts w:ascii="Times New Roman" w:hAnsi="Times New Roman" w:cs="Times New Roman"/>
+          <w:sz w:val="24"/>
+          <w:szCs w:val="24"/>
+        </w:rPr>
+        <w:t xml:space="preserve">The seasonal period was set to </w:t>
+      </w:r>
+      <w:r>
+        <w:rPr>
+          <w:rFonts w:ascii="Times New Roman" w:hAnsi="Times New Roman" w:cs="Times New Roman"/>
+          <w:b/>
+          <w:bCs/>
+          <w:sz w:val="24"/>
+          <w:szCs w:val="24"/>
+        </w:rPr>
+        <w:t>52 weeks</w:t>
+      </w:r>
+      <w:r>
+        <w:rPr>
+          <w:rFonts w:ascii="Times New Roman" w:hAnsi="Times New Roman" w:cs="Times New Roman"/>
+          <w:sz w:val="24"/>
+          <w:szCs w:val="24"/>
+        </w:rPr>
+        <w:t xml:space="preserve"> because electricity demand follows a yearly pattern. The ADF and KPSS tests showed that the weekly series was already stationary, so </w:t>
+      </w:r>
+      <w:r>
+        <w:rPr>
+          <w:rFonts w:ascii="Times New Roman" w:hAnsi="Times New Roman" w:cs="Times New Roman"/>
+          <w:b/>
+          <w:bCs/>
+          <w:sz w:val="24"/>
+          <w:szCs w:val="24"/>
+        </w:rPr>
+        <w:t>d = 0</w:t>
+      </w:r>
+      <w:r>
+        <w:rPr>
+          <w:rFonts w:ascii="Times New Roman" w:hAnsi="Times New Roman" w:cs="Times New Roman"/>
+          <w:sz w:val="24"/>
+          <w:szCs w:val="24"/>
+        </w:rPr>
+        <w:t xml:space="preserve"> and </w:t>
+      </w:r>
+      <w:r>
+        <w:rPr>
+          <w:rFonts w:ascii="Times New Roman" w:hAnsi="Times New Roman" w:cs="Times New Roman"/>
+          <w:b/>
+          <w:bCs/>
+          <w:sz w:val="24"/>
+          <w:szCs w:val="24"/>
+        </w:rPr>
+        <w:t>D = 0</w:t>
+      </w:r>
+      <w:r>
+        <w:rPr>
+          <w:rFonts w:ascii="Times New Roman" w:hAnsi="Times New Roman" w:cs="Times New Roman"/>
+          <w:sz w:val="24"/>
+          <w:szCs w:val="24"/>
+        </w:rPr>
+        <w:t xml:space="preserve"> were selected. The final model chosen using AIC was </w:t>
+      </w:r>
+      <w:proofErr w:type="gramStart"/>
+      <w:r>
+        <w:rPr>
+          <w:rFonts w:ascii="Times New Roman" w:hAnsi="Times New Roman" w:cs="Times New Roman"/>
+          <w:b/>
+          <w:bCs/>
+          <w:sz w:val="24"/>
+          <w:szCs w:val="24"/>
+        </w:rPr>
+        <w:t>SARIMA(</w:t>
+      </w:r>
+      <w:proofErr w:type="gramEnd"/>
+      <w:r>
+        <w:rPr>
+          <w:rFonts w:ascii="Times New Roman" w:hAnsi="Times New Roman" w:cs="Times New Roman"/>
+          <w:b/>
+          <w:bCs/>
+          <w:sz w:val="24"/>
+          <w:szCs w:val="24"/>
+        </w:rPr>
+        <w:t>3,0,</w:t>
+      </w:r>
+      <w:proofErr w:type="gramStart"/>
+      <w:r>
+        <w:rPr>
+          <w:rFonts w:ascii="Times New Roman" w:hAnsi="Times New Roman" w:cs="Times New Roman"/>
+          <w:b/>
+          <w:bCs/>
+          <w:sz w:val="24"/>
+          <w:szCs w:val="24"/>
+        </w:rPr>
+        <w:t>1)(</w:t>
+      </w:r>
+      <w:proofErr w:type="gramEnd"/>
+      <w:r>
+        <w:rPr>
+          <w:rFonts w:ascii="Times New Roman" w:hAnsi="Times New Roman" w:cs="Times New Roman"/>
+          <w:b/>
+          <w:bCs/>
+          <w:sz w:val="24"/>
+          <w:szCs w:val="24"/>
+        </w:rPr>
+        <w:t>1,0,</w:t>
+      </w:r>
+      <w:proofErr w:type="gramStart"/>
+      <w:r>
+        <w:rPr>
+          <w:rFonts w:ascii="Times New Roman" w:hAnsi="Times New Roman" w:cs="Times New Roman"/>
+          <w:b/>
+          <w:bCs/>
+          <w:sz w:val="24"/>
+          <w:szCs w:val="24"/>
+        </w:rPr>
+        <w:t>0)[</w:t>
+      </w:r>
+      <w:proofErr w:type="gramEnd"/>
+      <w:r>
+        <w:rPr>
+          <w:rFonts w:ascii="Times New Roman" w:hAnsi="Times New Roman" w:cs="Times New Roman"/>
+          <w:b/>
+          <w:bCs/>
+          <w:sz w:val="24"/>
+          <w:szCs w:val="24"/>
+        </w:rPr>
+        <w:t>52]</w:t>
+      </w:r>
+      <w:r>
+        <w:rPr>
+          <w:rFonts w:ascii="Times New Roman" w:hAnsi="Times New Roman" w:cs="Times New Roman"/>
+          <w:sz w:val="24"/>
+          <w:szCs w:val="24"/>
+        </w:rPr>
+        <w:t>, and the same differencing was used for SARIMAX.</w:t>
+      </w:r>
+    </w:p>
+    <w:p>
+      <w:pPr>
+        <w:spacing w:after="160"/>
+        <w:jc w:val="both"/>
+        <w:rPr>
+          <w:rFonts w:ascii="Times New Roman" w:hAnsi="Times New Roman" w:cs="Times New Roman"/>
+          <w:b/>
+          <w:bCs/>
+          <w:sz w:val="24"/>
+          <w:szCs w:val="24"/>
+        </w:rPr>
+      </w:pPr>
+      <w:r>
+        <w:rPr>
+          <w:rFonts w:ascii="Times New Roman" w:hAnsi="Times New Roman" w:cs="Times New Roman"/>
+          <w:b/>
+          <w:bCs/>
+          <w:sz w:val="24"/>
+          <w:szCs w:val="24"/>
+        </w:rPr>
+        <w:t>9.4 Do temperature and holiday covariates improve forecast accuracy? Are these covariates known at the forecast origin?</w:t>
+      </w:r>
+    </w:p>
+    <w:p>
+      <w:pPr>
+        <w:spacing w:after="160"/>
+        <w:jc w:val="both"/>
+        <w:rPr>
+          <w:rFonts w:ascii="Times New Roman" w:hAnsi="Times New Roman" w:cs="Times New Roman"/>
+          <w:sz w:val="24"/>
+          <w:szCs w:val="24"/>
+        </w:rPr>
+      </w:pPr>
+      <w:r>
+        <w:rPr>
+          <w:rFonts w:ascii="Times New Roman" w:hAnsi="Times New Roman" w:cs="Times New Roman"/>
+          <w:sz w:val="24"/>
+          <w:szCs w:val="24"/>
+        </w:rPr>
+        <w:lastRenderedPageBreak/>
+        <w:t xml:space="preserve">Adding temperature improved the forecast. The corrected SARIMAX model reduced RMSE from </w:t>
+      </w:r>
+      <w:r>
+        <w:rPr>
+          <w:rFonts w:ascii="Times New Roman" w:hAnsi="Times New Roman" w:cs="Times New Roman"/>
+          <w:b/>
+          <w:bCs/>
+          <w:sz w:val="24"/>
+          <w:szCs w:val="24"/>
+        </w:rPr>
+        <w:t>5,585.0 MW</w:t>
+      </w:r>
+      <w:r>
+        <w:rPr>
+          <w:rFonts w:ascii="Times New Roman" w:hAnsi="Times New Roman" w:cs="Times New Roman"/>
+          <w:sz w:val="24"/>
+          <w:szCs w:val="24"/>
+        </w:rPr>
+        <w:t xml:space="preserve"> to </w:t>
+      </w:r>
+      <w:r>
+        <w:rPr>
+          <w:rFonts w:ascii="Times New Roman" w:hAnsi="Times New Roman" w:cs="Times New Roman"/>
+          <w:b/>
+          <w:bCs/>
+          <w:sz w:val="24"/>
+          <w:szCs w:val="24"/>
+        </w:rPr>
+        <w:t>3,223.1 MW</w:t>
+      </w:r>
+      <w:r>
+        <w:rPr>
+          <w:rFonts w:ascii="Times New Roman" w:hAnsi="Times New Roman" w:cs="Times New Roman"/>
+          <w:sz w:val="24"/>
+          <w:szCs w:val="24"/>
+        </w:rPr>
+        <w:t xml:space="preserve">, which is about a </w:t>
+      </w:r>
+      <w:r>
+        <w:rPr>
+          <w:rFonts w:ascii="Times New Roman" w:hAnsi="Times New Roman" w:cs="Times New Roman"/>
+          <w:b/>
+          <w:bCs/>
+          <w:sz w:val="24"/>
+          <w:szCs w:val="24"/>
+        </w:rPr>
+        <w:t>42% improvement</w:t>
+      </w:r>
+      <w:r>
+        <w:rPr>
+          <w:rFonts w:ascii="Times New Roman" w:hAnsi="Times New Roman" w:cs="Times New Roman"/>
+          <w:sz w:val="24"/>
+          <w:szCs w:val="24"/>
+        </w:rPr>
+        <w:t xml:space="preserve"> over SARIMA. However, it still did not perform better than the Seasonal Naive model. The SARIMAX model uses observed future temperature, so it is a </w:t>
+      </w:r>
+      <w:r>
+        <w:rPr>
+          <w:rFonts w:ascii="Times New Roman" w:hAnsi="Times New Roman" w:cs="Times New Roman"/>
+          <w:b/>
+          <w:bCs/>
+          <w:sz w:val="24"/>
+          <w:szCs w:val="24"/>
+        </w:rPr>
+        <w:t>conditional forecast</w:t>
+      </w:r>
+      <w:r>
+        <w:rPr>
+          <w:rFonts w:ascii="Times New Roman" w:hAnsi="Times New Roman" w:cs="Times New Roman"/>
+          <w:sz w:val="24"/>
+          <w:szCs w:val="24"/>
+        </w:rPr>
+        <w:t xml:space="preserve"> rather than a true operational forecast. Holiday variables were not included in this study, but they are known in advance and could improve forecasting in future work.</w:t>
+      </w:r>
+    </w:p>
+    <w:p>
+      <w:pPr>
+        <w:spacing w:after="160"/>
+        <w:jc w:val="both"/>
+        <w:rPr>
+          <w:rFonts w:ascii="Times New Roman" w:hAnsi="Times New Roman" w:cs="Times New Roman"/>
+          <w:b/>
+          <w:bCs/>
+          <w:sz w:val="24"/>
+          <w:szCs w:val="24"/>
+        </w:rPr>
+      </w:pPr>
+      <w:r>
+        <w:rPr>
+          <w:rFonts w:ascii="Times New Roman" w:hAnsi="Times New Roman" w:cs="Times New Roman"/>
+          <w:b/>
+          <w:bCs/>
+          <w:sz w:val="24"/>
+          <w:szCs w:val="24"/>
+        </w:rPr>
+        <w:t>9.5 Compare the interpretability and complexity of SARIMAX, feature-based and neural network models.</w:t>
+      </w:r>
+    </w:p>
+    <w:p>
+      <w:pPr>
+        <w:spacing w:after="160"/>
+        <w:jc w:val="both"/>
+        <w:rPr>
+          <w:rFonts w:ascii="Times New Roman" w:hAnsi="Times New Roman" w:cs="Times New Roman"/>
+          <w:sz w:val="24"/>
+          <w:szCs w:val="24"/>
+        </w:rPr>
+      </w:pPr>
+      <w:r>
+        <w:rPr>
+          <w:rFonts w:ascii="Times New Roman" w:hAnsi="Times New Roman" w:cs="Times New Roman"/>
+          <w:sz w:val="24"/>
+          <w:szCs w:val="24"/>
+        </w:rPr>
+        <w:t xml:space="preserve">SARIMAX is the easiest model to understand because its coefficients can be interpreted and statistical tests can be applied. Random Forest and Gradient Boosting are moderately interpretable because feature importance shows which variables are most important. LSTM and </w:t>
+      </w:r>
+      <w:proofErr w:type="spellStart"/>
+      <w:r>
+        <w:rPr>
+          <w:rFonts w:ascii="Times New Roman" w:hAnsi="Times New Roman" w:cs="Times New Roman"/>
+          <w:sz w:val="24"/>
+          <w:szCs w:val="24"/>
+        </w:rPr>
+        <w:t>BiLSTM</w:t>
+      </w:r>
+      <w:proofErr w:type="spellEnd"/>
+      <w:r>
+        <w:rPr>
+          <w:rFonts w:ascii="Times New Roman" w:hAnsi="Times New Roman" w:cs="Times New Roman"/>
+          <w:sz w:val="24"/>
+          <w:szCs w:val="24"/>
+        </w:rPr>
+        <w:t xml:space="preserve"> are the most complex models and are difficult to interpret, although they achieved the best forecasting accuracy.</w:t>
+      </w:r>
+    </w:p>
+    <w:p>
+      <w:pPr>
+        <w:spacing w:after="160"/>
+        <w:jc w:val="both"/>
+        <w:rPr>
+          <w:rFonts w:ascii="Times New Roman" w:hAnsi="Times New Roman" w:cs="Times New Roman"/>
+          <w:b/>
+          <w:bCs/>
+          <w:sz w:val="24"/>
+          <w:szCs w:val="24"/>
+        </w:rPr>
+      </w:pPr>
+      <w:r>
+        <w:rPr>
+          <w:rFonts w:ascii="Times New Roman" w:hAnsi="Times New Roman" w:cs="Times New Roman"/>
+          <w:b/>
+          <w:bCs/>
+          <w:sz w:val="24"/>
+          <w:szCs w:val="24"/>
+        </w:rPr>
+        <w:t>9.6 Recommend one model for operational use and justify your choice.</w:t>
+      </w:r>
+    </w:p>
+    <w:p>
+      <w:pPr>
+        <w:spacing w:after="160"/>
+        <w:jc w:val="both"/>
+        <w:rPr>
+          <w:rFonts w:ascii="Times New Roman" w:hAnsi="Times New Roman" w:cs="Times New Roman"/>
+          <w:sz w:val="24"/>
+          <w:szCs w:val="24"/>
+        </w:rPr>
+      </w:pPr>
+      <w:r>
+        <w:rPr>
+          <w:rFonts w:ascii="Times New Roman" w:hAnsi="Times New Roman" w:cs="Times New Roman"/>
+          <w:sz w:val="24"/>
+          <w:szCs w:val="24"/>
+        </w:rPr>
+        <w:t xml:space="preserve">Although the Stacked LSTM achieved the lowest RMSE, </w:t>
+      </w:r>
+      <w:r>
+        <w:rPr>
+          <w:rFonts w:ascii="Times New Roman" w:hAnsi="Times New Roman" w:cs="Times New Roman"/>
+          <w:b/>
+          <w:bCs/>
+          <w:sz w:val="24"/>
+          <w:szCs w:val="24"/>
+        </w:rPr>
+        <w:t>Random Forest</w:t>
+      </w:r>
+      <w:r>
+        <w:rPr>
+          <w:rFonts w:ascii="Times New Roman" w:hAnsi="Times New Roman" w:cs="Times New Roman"/>
+          <w:sz w:val="24"/>
+          <w:szCs w:val="24"/>
+        </w:rPr>
+        <w:t xml:space="preserve"> is recommended for operational forecasting. It provides good accuracy (</w:t>
+      </w:r>
+      <w:r>
+        <w:rPr>
+          <w:rFonts w:ascii="Times New Roman" w:hAnsi="Times New Roman" w:cs="Times New Roman"/>
+          <w:b/>
+          <w:bCs/>
+          <w:sz w:val="24"/>
+          <w:szCs w:val="24"/>
+        </w:rPr>
+        <w:t>RMSE = 2,663.0 MW</w:t>
+      </w:r>
+      <w:r>
+        <w:rPr>
+          <w:rFonts w:ascii="Times New Roman" w:hAnsi="Times New Roman" w:cs="Times New Roman"/>
+          <w:sz w:val="24"/>
+          <w:szCs w:val="24"/>
+        </w:rPr>
+        <w:t>), trains quickly, is easier to maintain, and offers feature importance that helps explain its predictions. It also requires less computing power than LSTM models, making it more suitable for practical use.</w:t>
+      </w:r>
+    </w:p>
+    <w:p>
+      <w:pPr>
+        <w:spacing w:after="160"/>
+        <w:jc w:val="both"/>
+        <w:rPr>
+          <w:rFonts w:ascii="Times New Roman" w:hAnsi="Times New Roman" w:cs="Times New Roman"/>
+          <w:sz w:val="24"/>
+          <w:szCs w:val="24"/>
+        </w:rPr>
+      </w:pPr>
     </w:p>
     <w:p>
       <w:pPr>
@@ -4285,7 +5112,6 @@
           <w:sz w:val="24"/>
           <w:szCs w:val="24"/>
         </w:rPr>
-        <w:lastRenderedPageBreak/>
         <w:t>Open Power System Data (2020) Data Package: Time series. Version 2020-10-06. Available at: https://data.open-power-system-data.org/time_series/ (Accessed: 9 July 2026).</w:t>
       </w:r>
     </w:p>
@@ -5000,7 +5826,6 @@
   <w:style w:type="character" w:default="1" w:styleId="DefaultParagraphFont">
     <w:name w:val="Default Paragraph Font"/>
     <w:uiPriority w:val="1"/>
-    <w:semiHidden/>
     <w:unhideWhenUsed/>
   </w:style>
   <w:style w:type="table" w:default="1" w:styleId="TableNormal">
